--- a/docs/MANUALE_ADPE_WEB_GALLERIES.docx
+++ b/docs/MANUALE_ADPE_WEB_GALLERIES.docx
@@ -4537,13 +4537,7 @@
     </w:p>
     <w:p>
       <w:r>
-        <w:t xml:space="preserve">Nel campo Admin token inserite il token </w:t>
-      </w:r>
-      <w:r>
-        <w:t xml:space="preserve">“” </w:t>
-      </w:r>
-      <w:r>
-        <w:t>cliccate Aggiorna dati da S3.</w:t>
+        <w:t>Nel campo Admin token inserite il token "adpe-web-layout-token-2026" e cliccate Aggiorna dati da S3.</w:t>
       </w:r>
     </w:p>
     <w:p>
